--- a/rapports/2026-06-06/EQ20/EQ20_sup_v2/DR_052101000088/52-88-78-17.docx
+++ b/rapports/2026-06-06/EQ20/EQ20_sup_v2/DR_052101000088/52-88-78-17.docx
@@ -297,7 +297,7 @@
           <w:color w:val="1F6FEB"/>
           <w:sz w:val="22"/>
         </w:rPr>
-        <w:t>⚠ INCOHÉRENCES À CORRIGER (110)</w:t>
+        <w:t>⚠ INCOHÉRENCES À CORRIGER (105)</w:t>
       </w:r>
     </w:p>
     <w:tbl>
@@ -814,7 +814,7 @@
                 <w:color w:val="16A34A"/>
                 <w:sz w:val="16"/>
               </w:rPr>
-              <w:t>—</w:t>
+              <w:t>s02q33, s01q00b</w:t>
             </w:r>
           </w:p>
         </w:tc>
@@ -845,7 +845,7 @@
                 <w:i w:val="0"/>
                 <w:sz w:val="17"/>
               </w:rPr>
-              <w:t>Incohérence!!! seulement les écoles privées paient les frais de scolarité (y compris les frais d'inscription).</w:t>
+              <w:t>Incoherent!!! La dernière fois que FATOU DIALLO a  fréquenté l'école est 9999.</w:t>
             </w:r>
           </w:p>
         </w:tc>
@@ -935,7 +935,7 @@
                 <w:i w:val="0"/>
                 <w:sz w:val="17"/>
               </w:rPr>
-              <w:t>Incoherent!!! La dernière fois que FATOU DIALLO a  fréquenté l'école est 9999.</w:t>
+              <w:t>Incoherent!!! La dernière fois que MADY DIATTA a  fréquenté l'école est 9999.</w:t>
             </w:r>
           </w:p>
         </w:tc>
@@ -1025,7 +1025,7 @@
                 <w:i w:val="0"/>
                 <w:sz w:val="17"/>
               </w:rPr>
-              <w:t>Incoherent!!! La dernière fois que MADY DIATTA a  fréquenté l'école est 9999.</w:t>
+              <w:t>Incoherent!!! La dernière fois que MANKOYE DIATTA a  fréquenté l'école est 9999.</w:t>
             </w:r>
           </w:p>
         </w:tc>
@@ -1115,7 +1115,7 @@
                 <w:i w:val="0"/>
                 <w:sz w:val="17"/>
               </w:rPr>
-              <w:t>Incoherent!!! La dernière fois que MANKOYE DIATTA a  fréquenté l'école est 9999.</w:t>
+              <w:t>Incoherent!!! La dernière fois que MOUSSA DIATTA a  fréquenté l'école est 9999.</w:t>
             </w:r>
           </w:p>
         </w:tc>
@@ -1205,7 +1205,7 @@
                 <w:i w:val="0"/>
                 <w:sz w:val="17"/>
               </w:rPr>
-              <w:t>Incoherent!!! La dernière fois que MOUSSA DIATTA a  fréquenté l'école est 9999.</w:t>
+              <w:t>Incoherent!!! La dernière fois que NEMOU DIATTA a  fréquenté l'école est 9999.</w:t>
             </w:r>
           </w:p>
         </w:tc>
@@ -1264,7 +1264,7 @@
                 <w:color w:val="16A34A"/>
                 <w:sz w:val="16"/>
               </w:rPr>
-              <w:t>s02q33, s01q00b</w:t>
+              <w:t>—</w:t>
             </w:r>
           </w:p>
         </w:tc>
@@ -1295,7 +1295,7 @@
                 <w:i w:val="0"/>
                 <w:sz w:val="17"/>
               </w:rPr>
-              <w:t>Incoherent!!! La dernière fois que NEMOU DIATTA a  fréquenté l'école est 9999.</w:t>
+              <w:t>Incohérent!! Le niveau d'instruction déclaré par l'un des enfants (Primaire) au niveau de la section 1 de TIGUIDA DANSOKHO diffère de celui donné par TIGUIDA DANSOKHO lui-même qui affirme ne pas avoir frequenté l'école formelle.</w:t>
             </w:r>
           </w:p>
         </w:tc>
@@ -1354,7 +1354,7 @@
                 <w:color w:val="16A34A"/>
                 <w:sz w:val="16"/>
               </w:rPr>
-              <w:t>—</w:t>
+              <w:t>s01q32, s01q36, s01q38, s04q37_modif, s02q33, s02q34, s01q00b</w:t>
             </w:r>
           </w:p>
         </w:tc>
@@ -1385,7 +1385,7 @@
                 <w:i w:val="0"/>
                 <w:sz w:val="17"/>
               </w:rPr>
-              <w:t>Incohérent!! Le niveau d'instruction déclaré par l'un des enfants (Primaire) au niveau de la section 1 de TIGUIDA DANSOKHO diffère de celui donné par TIGUIDA DANSOKHO lui-même qui affirme ne pas avoir frequenté l'école formelle.</w:t>
+              <w:t>Peu probable!!! Vu l'âge (20 ans) de YAYA DIATTA ou l'année à laquelle YAYA DIATTA a fréquenté l'école pour la dernière fois (9999) le dernier diplome de YAYA DIATTA ne peut être le Certificat d'études primaires (CEP), prière de corriger cette incohérence ou confirmer avec le QG.</w:t>
             </w:r>
           </w:p>
         </w:tc>
@@ -1444,7 +1444,7 @@
                 <w:color w:val="16A34A"/>
                 <w:sz w:val="16"/>
               </w:rPr>
-              <w:t>s01q32, s01q36, s01q38, s04q37_modif, s02q33, s02q34, s01q00b</w:t>
+              <w:t>s02q33, s01q00b</w:t>
             </w:r>
           </w:p>
         </w:tc>
@@ -1475,7 +1475,7 @@
                 <w:i w:val="0"/>
                 <w:sz w:val="17"/>
               </w:rPr>
-              <w:t>Peu probable!!! Vu l'âge (20 ans) de YAYA DIATTA ou l'année à laquelle YAYA DIATTA a fréquenté l'école pour la dernière fois (9999) le dernier diplome de YAYA DIATTA ne peut être le Certificat d'études primaires (CEP), prière de corriger cette incohérence ou confirmer avec le QG.</w:t>
+              <w:t>Incoherent!!! La dernière fois que YAYA DIATTA a  fréquenté l'école est 9999.</w:t>
             </w:r>
           </w:p>
         </w:tc>
@@ -1508,6 +1508,906 @@
                 <w:i w:val="0"/>
                 <w:sz w:val="16"/>
               </w:rPr>
+              <w:t>S04</w:t>
+              <w:br/>
+            </w:r>
+            <w:r>
+              <w:rPr>
+                <w:b w:val="0"/>
+                <w:i w:val="0"/>
+                <w:color w:val="64748B"/>
+                <w:sz w:val="14"/>
+              </w:rPr>
+              <w:t>Emploi</w:t>
+            </w:r>
+          </w:p>
+        </w:tc>
+        <w:tc>
+          <w:tcPr>
+            <w:tcW w:type="dxa" w:w="1531"/>
+          </w:tcPr>
+          <w:p>
+            <w:r>
+              <w:rPr>
+                <w:b/>
+                <w:i w:val="0"/>
+                <w:color w:val="16A34A"/>
+                <w:sz w:val="16"/>
+              </w:rPr>
+              <w:t>—</w:t>
+            </w:r>
+          </w:p>
+        </w:tc>
+        <w:tc>
+          <w:tcPr>
+            <w:tcW w:type="dxa" w:w="1191"/>
+          </w:tcPr>
+          <w:p>
+            <w:r>
+              <w:rPr>
+                <w:b w:val="0"/>
+                <w:i w:val="0"/>
+                <w:color w:val="64748B"/>
+                <w:sz w:val="16"/>
+              </w:rPr>
+              <w:t>GT-CQ</w:t>
+            </w:r>
+          </w:p>
+        </w:tc>
+        <w:tc>
+          <w:tcPr>
+            <w:tcW w:type="dxa" w:w="4706"/>
+          </w:tcPr>
+          <w:p>
+            <w:r>
+              <w:rPr>
+                <w:b w:val="0"/>
+                <w:i w:val="0"/>
+                <w:sz w:val="17"/>
+              </w:rPr>
+              <w:t>Incohérence détectée ! Il semble peu probable que MOUSSA DIATTA occupe un emploi pour l'ETAT/collectivités locales ou dans une entreprise publique/parapublique tout en travaillant moins de 20 jours par mois.</w:t>
+            </w:r>
+          </w:p>
+        </w:tc>
+      </w:tr>
+      <w:tr>
+        <w:tc>
+          <w:tcPr>
+            <w:tcW w:type="dxa" w:w="964"/>
+          </w:tcPr>
+          <w:p>
+            <w:r>
+              <w:rPr>
+                <w:b/>
+                <w:i w:val="0"/>
+                <w:color w:val="DC2626"/>
+                <w:sz w:val="16"/>
+              </w:rPr>
+              <w:t>Haute</w:t>
+            </w:r>
+          </w:p>
+        </w:tc>
+        <w:tc>
+          <w:tcPr>
+            <w:tcW w:type="dxa" w:w="1247"/>
+          </w:tcPr>
+          <w:p>
+            <w:r>
+              <w:rPr>
+                <w:b/>
+                <w:i w:val="0"/>
+                <w:sz w:val="16"/>
+              </w:rPr>
+              <w:t>S07</w:t>
+              <w:br/>
+            </w:r>
+            <w:r>
+              <w:rPr>
+                <w:b w:val="0"/>
+                <w:i w:val="0"/>
+                <w:color w:val="64748B"/>
+                <w:sz w:val="14"/>
+              </w:rPr>
+              <w:t>Consommation alimentaire</w:t>
+            </w:r>
+          </w:p>
+        </w:tc>
+        <w:tc>
+          <w:tcPr>
+            <w:tcW w:type="dxa" w:w="1531"/>
+          </w:tcPr>
+          <w:p>
+            <w:r>
+              <w:rPr>
+                <w:b/>
+                <w:i w:val="0"/>
+                <w:color w:val="16A34A"/>
+                <w:sz w:val="16"/>
+              </w:rPr>
+              <w:t>s00q27, s01q00a, s01q12, s01q13, s02q04, s03q11, s03q12, s01q01</w:t>
+            </w:r>
+          </w:p>
+        </w:tc>
+        <w:tc>
+          <w:tcPr>
+            <w:tcW w:type="dxa" w:w="1191"/>
+          </w:tcPr>
+          <w:p>
+            <w:r>
+              <w:rPr>
+                <w:b w:val="0"/>
+                <w:i w:val="0"/>
+                <w:color w:val="64748B"/>
+                <w:sz w:val="16"/>
+              </w:rPr>
+              <w:t>GT-CQ</w:t>
+            </w:r>
+          </w:p>
+        </w:tc>
+        <w:tc>
+          <w:tcPr>
+            <w:tcW w:type="dxa" w:w="4706"/>
+          </w:tcPr>
+          <w:p>
+            <w:r>
+              <w:rPr>
+                <w:b w:val="0"/>
+                <w:i w:val="0"/>
+                <w:sz w:val="17"/>
+              </w:rPr>
+              <w:t>Avertissement!!! Le ménage a consommé 210 Morceau (Portion) de Moyen de Pain moderne  ce qui semble incoherent pour une consommation aucours des 7 derniers jours, prière de verifier et corriger.</w:t>
+            </w:r>
+          </w:p>
+        </w:tc>
+      </w:tr>
+      <w:tr>
+        <w:tc>
+          <w:tcPr>
+            <w:tcW w:type="dxa" w:w="964"/>
+          </w:tcPr>
+          <w:p>
+            <w:r>
+              <w:rPr>
+                <w:b/>
+                <w:i w:val="0"/>
+                <w:color w:val="EA580C"/>
+                <w:sz w:val="16"/>
+              </w:rPr>
+              <w:t>Moyenne</w:t>
+            </w:r>
+          </w:p>
+        </w:tc>
+        <w:tc>
+          <w:tcPr>
+            <w:tcW w:type="dxa" w:w="1247"/>
+          </w:tcPr>
+          <w:p>
+            <w:r>
+              <w:rPr>
+                <w:b/>
+                <w:i w:val="0"/>
+                <w:sz w:val="16"/>
+              </w:rPr>
+              <w:t>S00</w:t>
+              <w:br/>
+            </w:r>
+            <w:r>
+              <w:rPr>
+                <w:b w:val="0"/>
+                <w:i w:val="0"/>
+                <w:color w:val="64748B"/>
+                <w:sz w:val="14"/>
+              </w:rPr>
+              <w:t>Identification</w:t>
+            </w:r>
+          </w:p>
+        </w:tc>
+        <w:tc>
+          <w:tcPr>
+            <w:tcW w:type="dxa" w:w="1531"/>
+          </w:tcPr>
+          <w:p>
+            <w:r>
+              <w:rPr>
+                <w:b/>
+                <w:i w:val="0"/>
+                <w:color w:val="16A34A"/>
+                <w:sz w:val="16"/>
+              </w:rPr>
+              <w:t>—</w:t>
+            </w:r>
+          </w:p>
+        </w:tc>
+        <w:tc>
+          <w:tcPr>
+            <w:tcW w:type="dxa" w:w="1191"/>
+          </w:tcPr>
+          <w:p>
+            <w:r>
+              <w:rPr>
+                <w:b w:val="0"/>
+                <w:i w:val="0"/>
+                <w:color w:val="64748B"/>
+                <w:sz w:val="16"/>
+              </w:rPr>
+              <w:t>GT-CQ</w:t>
+            </w:r>
+          </w:p>
+        </w:tc>
+        <w:tc>
+          <w:tcPr>
+            <w:tcW w:type="dxa" w:w="4706"/>
+          </w:tcPr>
+          <w:p>
+            <w:r>
+              <w:rPr>
+                <w:b w:val="0"/>
+                <w:i w:val="0"/>
+                <w:sz w:val="17"/>
+              </w:rPr>
+              <w:t>Les coordonnées GPS ménage prises lors de l'enquête principale diffèrent de celles du dénombrement, êtes vous sûr d'avoir enquêté le bon ménage si non chercher le bon ménage.</w:t>
+            </w:r>
+          </w:p>
+        </w:tc>
+      </w:tr>
+      <w:tr>
+        <w:tc>
+          <w:tcPr>
+            <w:tcW w:type="dxa" w:w="964"/>
+          </w:tcPr>
+          <w:p>
+            <w:r>
+              <w:rPr>
+                <w:b/>
+                <w:i w:val="0"/>
+                <w:color w:val="EA580C"/>
+                <w:sz w:val="16"/>
+              </w:rPr>
+              <w:t>Moyenne</w:t>
+            </w:r>
+          </w:p>
+        </w:tc>
+        <w:tc>
+          <w:tcPr>
+            <w:tcW w:type="dxa" w:w="1247"/>
+          </w:tcPr>
+          <w:p>
+            <w:r>
+              <w:rPr>
+                <w:b/>
+                <w:i w:val="0"/>
+                <w:sz w:val="16"/>
+              </w:rPr>
+              <w:t>S00</w:t>
+              <w:br/>
+            </w:r>
+            <w:r>
+              <w:rPr>
+                <w:b w:val="0"/>
+                <w:i w:val="0"/>
+                <w:color w:val="64748B"/>
+                <w:sz w:val="14"/>
+              </w:rPr>
+              <w:t>Identification</w:t>
+            </w:r>
+          </w:p>
+        </w:tc>
+        <w:tc>
+          <w:tcPr>
+            <w:tcW w:type="dxa" w:w="1531"/>
+          </w:tcPr>
+          <w:p>
+            <w:r>
+              <w:rPr>
+                <w:b/>
+                <w:i w:val="0"/>
+                <w:color w:val="16A34A"/>
+                <w:sz w:val="16"/>
+              </w:rPr>
+              <w:t>—</w:t>
+            </w:r>
+          </w:p>
+        </w:tc>
+        <w:tc>
+          <w:tcPr>
+            <w:tcW w:type="dxa" w:w="1191"/>
+          </w:tcPr>
+          <w:p>
+            <w:r>
+              <w:rPr>
+                <w:b w:val="0"/>
+                <w:i w:val="0"/>
+                <w:color w:val="64748B"/>
+                <w:sz w:val="16"/>
+              </w:rPr>
+              <w:t>GT-CQ</w:t>
+            </w:r>
+          </w:p>
+        </w:tc>
+        <w:tc>
+          <w:tcPr>
+            <w:tcW w:type="dxa" w:w="4706"/>
+          </w:tcPr>
+          <w:p>
+            <w:r>
+              <w:rPr>
+                <w:b w:val="0"/>
+                <w:i w:val="0"/>
+                <w:sz w:val="17"/>
+              </w:rPr>
+              <w:t>L'adresse ou la localisation du ménage doit être bien renseignée, ne doit pas contenir des numéros de téléphone et elle semble courte pour être une adresse.</w:t>
+            </w:r>
+          </w:p>
+        </w:tc>
+      </w:tr>
+      <w:tr>
+        <w:tc>
+          <w:tcPr>
+            <w:tcW w:type="dxa" w:w="964"/>
+          </w:tcPr>
+          <w:p>
+            <w:r>
+              <w:rPr>
+                <w:b/>
+                <w:i w:val="0"/>
+                <w:color w:val="EA580C"/>
+                <w:sz w:val="16"/>
+              </w:rPr>
+              <w:t>Moyenne</w:t>
+            </w:r>
+          </w:p>
+        </w:tc>
+        <w:tc>
+          <w:tcPr>
+            <w:tcW w:type="dxa" w:w="1247"/>
+          </w:tcPr>
+          <w:p>
+            <w:r>
+              <w:rPr>
+                <w:b/>
+                <w:i w:val="0"/>
+                <w:sz w:val="16"/>
+              </w:rPr>
+              <w:t>S00</w:t>
+              <w:br/>
+            </w:r>
+            <w:r>
+              <w:rPr>
+                <w:b w:val="0"/>
+                <w:i w:val="0"/>
+                <w:color w:val="64748B"/>
+                <w:sz w:val="14"/>
+              </w:rPr>
+              <w:t>Identification</w:t>
+            </w:r>
+          </w:p>
+        </w:tc>
+        <w:tc>
+          <w:tcPr>
+            <w:tcW w:type="dxa" w:w="1531"/>
+          </w:tcPr>
+          <w:p>
+            <w:r>
+              <w:rPr>
+                <w:b/>
+                <w:i w:val="0"/>
+                <w:color w:val="16A34A"/>
+                <w:sz w:val="16"/>
+              </w:rPr>
+              <w:t>—</w:t>
+            </w:r>
+          </w:p>
+        </w:tc>
+        <w:tc>
+          <w:tcPr>
+            <w:tcW w:type="dxa" w:w="1191"/>
+          </w:tcPr>
+          <w:p>
+            <w:r>
+              <w:rPr>
+                <w:b w:val="0"/>
+                <w:i w:val="0"/>
+                <w:color w:val="64748B"/>
+                <w:sz w:val="16"/>
+              </w:rPr>
+              <w:t>GT-CQ</w:t>
+            </w:r>
+          </w:p>
+        </w:tc>
+        <w:tc>
+          <w:tcPr>
+            <w:tcW w:type="dxa" w:w="4706"/>
+          </w:tcPr>
+          <w:p>
+            <w:r>
+              <w:rPr>
+                <w:b w:val="0"/>
+                <w:i w:val="0"/>
+                <w:sz w:val="17"/>
+              </w:rPr>
+              <w:t>Prière de renseigner la bonne adresse.</w:t>
+            </w:r>
+          </w:p>
+        </w:tc>
+      </w:tr>
+      <w:tr>
+        <w:tc>
+          <w:tcPr>
+            <w:tcW w:type="dxa" w:w="964"/>
+          </w:tcPr>
+          <w:p>
+            <w:r>
+              <w:rPr>
+                <w:b/>
+                <w:i w:val="0"/>
+                <w:color w:val="EA580C"/>
+                <w:sz w:val="16"/>
+              </w:rPr>
+              <w:t>Moyenne</w:t>
+            </w:r>
+          </w:p>
+        </w:tc>
+        <w:tc>
+          <w:tcPr>
+            <w:tcW w:type="dxa" w:w="1247"/>
+          </w:tcPr>
+          <w:p>
+            <w:r>
+              <w:rPr>
+                <w:b/>
+                <w:i w:val="0"/>
+                <w:sz w:val="16"/>
+              </w:rPr>
+              <w:t>S01</w:t>
+              <w:br/>
+            </w:r>
+            <w:r>
+              <w:rPr>
+                <w:b w:val="0"/>
+                <w:i w:val="0"/>
+                <w:color w:val="64748B"/>
+                <w:sz w:val="14"/>
+              </w:rPr>
+              <w:t>Démographie</w:t>
+            </w:r>
+          </w:p>
+        </w:tc>
+        <w:tc>
+          <w:tcPr>
+            <w:tcW w:type="dxa" w:w="1531"/>
+          </w:tcPr>
+          <w:p>
+            <w:r>
+              <w:rPr>
+                <w:b/>
+                <w:i w:val="0"/>
+                <w:color w:val="16A34A"/>
+                <w:sz w:val="16"/>
+              </w:rPr>
+              <w:t>s1q05</w:t>
+            </w:r>
+          </w:p>
+        </w:tc>
+        <w:tc>
+          <w:tcPr>
+            <w:tcW w:type="dxa" w:w="1191"/>
+          </w:tcPr>
+          <w:p>
+            <w:r>
+              <w:rPr>
+                <w:b w:val="0"/>
+                <w:i w:val="0"/>
+                <w:color w:val="64748B"/>
+                <w:sz w:val="16"/>
+              </w:rPr>
+              <w:t>GT-CQ</w:t>
+            </w:r>
+          </w:p>
+        </w:tc>
+        <w:tc>
+          <w:tcPr>
+            <w:tcW w:type="dxa" w:w="4706"/>
+          </w:tcPr>
+          <w:p>
+            <w:r>
+              <w:rPr>
+                <w:b w:val="0"/>
+                <w:i w:val="0"/>
+                <w:sz w:val="17"/>
+              </w:rPr>
+              <w:t>Attention! Il ne devrait pas avoir NC parmis les modalité de la variable s1q05.</w:t>
+            </w:r>
+          </w:p>
+        </w:tc>
+      </w:tr>
+      <w:tr>
+        <w:tc>
+          <w:tcPr>
+            <w:tcW w:type="dxa" w:w="964"/>
+          </w:tcPr>
+          <w:p>
+            <w:r>
+              <w:rPr>
+                <w:b/>
+                <w:i w:val="0"/>
+                <w:color w:val="EA580C"/>
+                <w:sz w:val="16"/>
+              </w:rPr>
+              <w:t>Moyenne</w:t>
+            </w:r>
+          </w:p>
+        </w:tc>
+        <w:tc>
+          <w:tcPr>
+            <w:tcW w:type="dxa" w:w="1247"/>
+          </w:tcPr>
+          <w:p>
+            <w:r>
+              <w:rPr>
+                <w:b/>
+                <w:i w:val="0"/>
+                <w:sz w:val="16"/>
+              </w:rPr>
+              <w:t>S01</w:t>
+              <w:br/>
+            </w:r>
+            <w:r>
+              <w:rPr>
+                <w:b w:val="0"/>
+                <w:i w:val="0"/>
+                <w:color w:val="64748B"/>
+                <w:sz w:val="14"/>
+              </w:rPr>
+              <w:t>Démographie</w:t>
+            </w:r>
+          </w:p>
+        </w:tc>
+        <w:tc>
+          <w:tcPr>
+            <w:tcW w:type="dxa" w:w="1531"/>
+          </w:tcPr>
+          <w:p>
+            <w:r>
+              <w:rPr>
+                <w:b/>
+                <w:i w:val="0"/>
+                <w:color w:val="16A34A"/>
+                <w:sz w:val="16"/>
+              </w:rPr>
+              <w:t>—</w:t>
+            </w:r>
+          </w:p>
+        </w:tc>
+        <w:tc>
+          <w:tcPr>
+            <w:tcW w:type="dxa" w:w="1191"/>
+          </w:tcPr>
+          <w:p>
+            <w:r>
+              <w:rPr>
+                <w:b w:val="0"/>
+                <w:i w:val="0"/>
+                <w:color w:val="64748B"/>
+                <w:sz w:val="16"/>
+              </w:rPr>
+              <w:t>GT-CQ</w:t>
+            </w:r>
+          </w:p>
+        </w:tc>
+        <w:tc>
+          <w:tcPr>
+            <w:tcW w:type="dxa" w:w="4706"/>
+          </w:tcPr>
+          <w:p>
+            <w:r>
+              <w:rPr>
+                <w:b w:val="0"/>
+                <w:i w:val="0"/>
+                <w:sz w:val="17"/>
+              </w:rPr>
+              <w:t>Soit FATOUMATA MANKANE dispose d'un acte de naissance soit n'en dispose pas.</w:t>
+            </w:r>
+          </w:p>
+        </w:tc>
+      </w:tr>
+      <w:tr>
+        <w:tc>
+          <w:tcPr>
+            <w:tcW w:type="dxa" w:w="964"/>
+          </w:tcPr>
+          <w:p>
+            <w:r>
+              <w:rPr>
+                <w:b/>
+                <w:i w:val="0"/>
+                <w:color w:val="EA580C"/>
+                <w:sz w:val="16"/>
+              </w:rPr>
+              <w:t>Moyenne</w:t>
+            </w:r>
+          </w:p>
+        </w:tc>
+        <w:tc>
+          <w:tcPr>
+            <w:tcW w:type="dxa" w:w="1247"/>
+          </w:tcPr>
+          <w:p>
+            <w:r>
+              <w:rPr>
+                <w:b/>
+                <w:i w:val="0"/>
+                <w:sz w:val="16"/>
+              </w:rPr>
+              <w:t>S01</w:t>
+              <w:br/>
+            </w:r>
+            <w:r>
+              <w:rPr>
+                <w:b w:val="0"/>
+                <w:i w:val="0"/>
+                <w:color w:val="64748B"/>
+                <w:sz w:val="14"/>
+              </w:rPr>
+              <w:t>Démographie</w:t>
+            </w:r>
+          </w:p>
+        </w:tc>
+        <w:tc>
+          <w:tcPr>
+            <w:tcW w:type="dxa" w:w="1531"/>
+          </w:tcPr>
+          <w:p>
+            <w:r>
+              <w:rPr>
+                <w:b/>
+                <w:i w:val="0"/>
+                <w:color w:val="16A34A"/>
+                <w:sz w:val="16"/>
+              </w:rPr>
+              <w:t>—</w:t>
+            </w:r>
+          </w:p>
+        </w:tc>
+        <w:tc>
+          <w:tcPr>
+            <w:tcW w:type="dxa" w:w="1191"/>
+          </w:tcPr>
+          <w:p>
+            <w:r>
+              <w:rPr>
+                <w:b w:val="0"/>
+                <w:i w:val="0"/>
+                <w:color w:val="64748B"/>
+                <w:sz w:val="16"/>
+              </w:rPr>
+              <w:t>GT-CQ</w:t>
+            </w:r>
+          </w:p>
+        </w:tc>
+        <w:tc>
+          <w:tcPr>
+            <w:tcW w:type="dxa" w:w="4706"/>
+          </w:tcPr>
+          <w:p>
+            <w:r>
+              <w:rPr>
+                <w:b w:val="0"/>
+                <w:i w:val="0"/>
+                <w:sz w:val="17"/>
+              </w:rPr>
+              <w:t>Prière de verifier l'information donnée par FOUMATA BINTOU DIATTA ou corriger au niveau de la section 1.</w:t>
+            </w:r>
+          </w:p>
+        </w:tc>
+      </w:tr>
+      <w:tr>
+        <w:tc>
+          <w:tcPr>
+            <w:tcW w:type="dxa" w:w="964"/>
+          </w:tcPr>
+          <w:p>
+            <w:r>
+              <w:rPr>
+                <w:b/>
+                <w:i w:val="0"/>
+                <w:color w:val="EA580C"/>
+                <w:sz w:val="16"/>
+              </w:rPr>
+              <w:t>Moyenne</w:t>
+            </w:r>
+          </w:p>
+        </w:tc>
+        <w:tc>
+          <w:tcPr>
+            <w:tcW w:type="dxa" w:w="1247"/>
+          </w:tcPr>
+          <w:p>
+            <w:r>
+              <w:rPr>
+                <w:b/>
+                <w:i w:val="0"/>
+                <w:sz w:val="16"/>
+              </w:rPr>
+              <w:t>S01</w:t>
+              <w:br/>
+            </w:r>
+            <w:r>
+              <w:rPr>
+                <w:b w:val="0"/>
+                <w:i w:val="0"/>
+                <w:color w:val="64748B"/>
+                <w:sz w:val="14"/>
+              </w:rPr>
+              <w:t>Démographie</w:t>
+            </w:r>
+          </w:p>
+        </w:tc>
+        <w:tc>
+          <w:tcPr>
+            <w:tcW w:type="dxa" w:w="1531"/>
+          </w:tcPr>
+          <w:p>
+            <w:r>
+              <w:rPr>
+                <w:b/>
+                <w:i w:val="0"/>
+                <w:color w:val="16A34A"/>
+                <w:sz w:val="16"/>
+              </w:rPr>
+              <w:t>—</w:t>
+            </w:r>
+          </w:p>
+        </w:tc>
+        <w:tc>
+          <w:tcPr>
+            <w:tcW w:type="dxa" w:w="1191"/>
+          </w:tcPr>
+          <w:p>
+            <w:r>
+              <w:rPr>
+                <w:b w:val="0"/>
+                <w:i w:val="0"/>
+                <w:color w:val="64748B"/>
+                <w:sz w:val="16"/>
+              </w:rPr>
+              <w:t>GT-CQ</w:t>
+            </w:r>
+          </w:p>
+        </w:tc>
+        <w:tc>
+          <w:tcPr>
+            <w:tcW w:type="dxa" w:w="4706"/>
+          </w:tcPr>
+          <w:p>
+            <w:r>
+              <w:rPr>
+                <w:b w:val="0"/>
+                <w:i w:val="0"/>
+                <w:sz w:val="17"/>
+              </w:rPr>
+              <w:t>Prière de verifier l'information donnée par HAROUNA DIATTA ou corriger au niveau de la section 1.</w:t>
+            </w:r>
+          </w:p>
+        </w:tc>
+      </w:tr>
+      <w:tr>
+        <w:tc>
+          <w:tcPr>
+            <w:tcW w:type="dxa" w:w="964"/>
+          </w:tcPr>
+          <w:p>
+            <w:r>
+              <w:rPr>
+                <w:b/>
+                <w:i w:val="0"/>
+                <w:color w:val="EA580C"/>
+                <w:sz w:val="16"/>
+              </w:rPr>
+              <w:t>Moyenne</w:t>
+            </w:r>
+          </w:p>
+        </w:tc>
+        <w:tc>
+          <w:tcPr>
+            <w:tcW w:type="dxa" w:w="1247"/>
+          </w:tcPr>
+          <w:p>
+            <w:r>
+              <w:rPr>
+                <w:b/>
+                <w:i w:val="0"/>
+                <w:sz w:val="16"/>
+              </w:rPr>
+              <w:t>S01</w:t>
+              <w:br/>
+            </w:r>
+            <w:r>
+              <w:rPr>
+                <w:b w:val="0"/>
+                <w:i w:val="0"/>
+                <w:color w:val="64748B"/>
+                <w:sz w:val="14"/>
+              </w:rPr>
+              <w:t>Démographie</w:t>
+            </w:r>
+          </w:p>
+        </w:tc>
+        <w:tc>
+          <w:tcPr>
+            <w:tcW w:type="dxa" w:w="1531"/>
+          </w:tcPr>
+          <w:p>
+            <w:r>
+              <w:rPr>
+                <w:b/>
+                <w:i w:val="0"/>
+                <w:color w:val="16A34A"/>
+                <w:sz w:val="16"/>
+              </w:rPr>
+              <w:t>—</w:t>
+            </w:r>
+          </w:p>
+        </w:tc>
+        <w:tc>
+          <w:tcPr>
+            <w:tcW w:type="dxa" w:w="1191"/>
+          </w:tcPr>
+          <w:p>
+            <w:r>
+              <w:rPr>
+                <w:b w:val="0"/>
+                <w:i w:val="0"/>
+                <w:color w:val="64748B"/>
+                <w:sz w:val="16"/>
+              </w:rPr>
+              <w:t>GT-CQ</w:t>
+            </w:r>
+          </w:p>
+        </w:tc>
+        <w:tc>
+          <w:tcPr>
+            <w:tcW w:type="dxa" w:w="4706"/>
+          </w:tcPr>
+          <w:p>
+            <w:r>
+              <w:rPr>
+                <w:b w:val="0"/>
+                <w:i w:val="0"/>
+                <w:sz w:val="17"/>
+              </w:rPr>
+              <w:t>Prière de verifier l'information donnée par MAMADOU LAMINE DIATTA ou corriger au niveau de la section 1.</w:t>
+            </w:r>
+          </w:p>
+        </w:tc>
+      </w:tr>
+      <w:tr>
+        <w:tc>
+          <w:tcPr>
+            <w:tcW w:type="dxa" w:w="964"/>
+          </w:tcPr>
+          <w:p>
+            <w:r>
+              <w:rPr>
+                <w:b/>
+                <w:i w:val="0"/>
+                <w:color w:val="EA580C"/>
+                <w:sz w:val="16"/>
+              </w:rPr>
+              <w:t>Moyenne</w:t>
+            </w:r>
+          </w:p>
+        </w:tc>
+        <w:tc>
+          <w:tcPr>
+            <w:tcW w:type="dxa" w:w="1247"/>
+          </w:tcPr>
+          <w:p>
+            <w:r>
+              <w:rPr>
+                <w:b/>
+                <w:i w:val="0"/>
+                <w:sz w:val="16"/>
+              </w:rPr>
               <w:t>S02</w:t>
               <w:br/>
             </w:r>
@@ -1534,7 +2434,7 @@
                 <w:color w:val="16A34A"/>
                 <w:sz w:val="16"/>
               </w:rPr>
-              <w:t>s02q33, s01q00b</w:t>
+              <w:t>s01q63, s00q04, s02q25, s01q00b, s02q17_2, s02q15_2</w:t>
             </w:r>
           </w:p>
         </w:tc>
@@ -1565,7 +2465,7 @@
                 <w:i w:val="0"/>
                 <w:sz w:val="17"/>
               </w:rPr>
-              <w:t>Incoherent!!! La dernière fois que YAYA DIATTA a  fréquenté l'école est 9999.</w:t>
+              <w:t>Dans les milieux urbains c'est peu probable de voir une école dont les élèves ou étudiants ne dépensent pas en frais d'uniformes, prière de verifier pour MARIAMA DIATTA qui fréquente 3ème année de Primaire et corriger ou confirmer avec le QG.</w:t>
             </w:r>
           </w:p>
         </w:tc>
@@ -1580,10 +2480,10 @@
               <w:rPr>
                 <w:b/>
                 <w:i w:val="0"/>
-                <w:color w:val="DC2626"/>
-                <w:sz w:val="16"/>
-              </w:rPr>
-              <w:t>Haute</w:t>
+                <w:color w:val="EA580C"/>
+                <w:sz w:val="16"/>
+              </w:rPr>
+              <w:t>Moyenne</w:t>
             </w:r>
           </w:p>
         </w:tc>
@@ -1598,7 +2498,7 @@
                 <w:i w:val="0"/>
                 <w:sz w:val="16"/>
               </w:rPr>
-              <w:t>S04</w:t>
+              <w:t>S02</w:t>
               <w:br/>
             </w:r>
             <w:r>
@@ -1608,7 +2508,7 @@
                 <w:color w:val="64748B"/>
                 <w:sz w:val="14"/>
               </w:rPr>
-              <w:t>Emploi</w:t>
+              <w:t>Éducation</w:t>
             </w:r>
           </w:p>
         </w:tc>
@@ -1624,7 +2524,7 @@
                 <w:color w:val="16A34A"/>
                 <w:sz w:val="16"/>
               </w:rPr>
-              <w:t>—</w:t>
+              <w:t>s01q63, s00q04, s02q25, s01q00b, s02q17_2, s02q15_2</w:t>
             </w:r>
           </w:p>
         </w:tc>
@@ -1655,7 +2555,7 @@
                 <w:i w:val="0"/>
                 <w:sz w:val="17"/>
               </w:rPr>
-              <w:t>Incohérence détectée ! Il semble peu probable que MOUSSA DIATTA occupe un emploi pour l'ETAT/collectivités locales ou dans une entreprise publique/parapublique tout en travaillant moins de 20 jours par mois.</w:t>
+              <w:t>Dans les milieux urbains c'est peu probable de voir une école dont les élèves ou étudiants ne dépensent pas en frais d'uniformes, prière de verifier pour SADIO DIATTA qui fréquente 1ére année de Primaire et corriger ou confirmer avec le QG.</w:t>
             </w:r>
           </w:p>
         </w:tc>
@@ -1670,10 +2570,10 @@
               <w:rPr>
                 <w:b/>
                 <w:i w:val="0"/>
-                <w:color w:val="DC2626"/>
-                <w:sz w:val="16"/>
-              </w:rPr>
-              <w:t>Haute</w:t>
+                <w:color w:val="EA580C"/>
+                <w:sz w:val="16"/>
+              </w:rPr>
+              <w:t>Moyenne</w:t>
             </w:r>
           </w:p>
         </w:tc>
@@ -1688,7 +2588,7 @@
                 <w:i w:val="0"/>
                 <w:sz w:val="16"/>
               </w:rPr>
-              <w:t>S07</w:t>
+              <w:t>S02</w:t>
               <w:br/>
             </w:r>
             <w:r>
@@ -1698,7 +2598,7 @@
                 <w:color w:val="64748B"/>
                 <w:sz w:val="14"/>
               </w:rPr>
-              <w:t>Consommation alimentaire</w:t>
+              <w:t>Éducation</w:t>
             </w:r>
           </w:p>
         </w:tc>
@@ -1714,7 +2614,7 @@
                 <w:color w:val="16A34A"/>
                 <w:sz w:val="16"/>
               </w:rPr>
-              <w:t>s00q27, s01q00a, s01q12, s01q13, s02q04, s03q11, s03q12, s01q01</w:t>
+              <w:t>s01q63, s00q04, s02q25, s01q00b, s02q17_2, s02q15_2</w:t>
             </w:r>
           </w:p>
         </w:tc>
@@ -1745,1357 +2645,7 @@
                 <w:i w:val="0"/>
                 <w:sz w:val="17"/>
               </w:rPr>
-              <w:t>Avertissement!!! Le ménage a consommé 210 Morceau (Portion) de Moyen de Pain moderne  ce qui semble incoherent pour une consommation aucours des 7 derniers jours, prière de verifier et corriger.</w:t>
-            </w:r>
-          </w:p>
-        </w:tc>
-      </w:tr>
-      <w:tr>
-        <w:tc>
-          <w:tcPr>
-            <w:tcW w:type="dxa" w:w="964"/>
-          </w:tcPr>
-          <w:p>
-            <w:r>
-              <w:rPr>
-                <w:b/>
-                <w:i w:val="0"/>
-                <w:color w:val="EA580C"/>
-                <w:sz w:val="16"/>
-              </w:rPr>
-              <w:t>Moyenne</w:t>
-            </w:r>
-          </w:p>
-        </w:tc>
-        <w:tc>
-          <w:tcPr>
-            <w:tcW w:type="dxa" w:w="1247"/>
-          </w:tcPr>
-          <w:p>
-            <w:r>
-              <w:rPr>
-                <w:b/>
-                <w:i w:val="0"/>
-                <w:sz w:val="16"/>
-              </w:rPr>
-              <w:t>S00</w:t>
-              <w:br/>
-            </w:r>
-            <w:r>
-              <w:rPr>
-                <w:b w:val="0"/>
-                <w:i w:val="0"/>
-                <w:color w:val="64748B"/>
-                <w:sz w:val="14"/>
-              </w:rPr>
-              <w:t>Identification</w:t>
-            </w:r>
-          </w:p>
-        </w:tc>
-        <w:tc>
-          <w:tcPr>
-            <w:tcW w:type="dxa" w:w="1531"/>
-          </w:tcPr>
-          <w:p>
-            <w:r>
-              <w:rPr>
-                <w:b/>
-                <w:i w:val="0"/>
-                <w:color w:val="16A34A"/>
-                <w:sz w:val="16"/>
-              </w:rPr>
-              <w:t>—</w:t>
-            </w:r>
-          </w:p>
-        </w:tc>
-        <w:tc>
-          <w:tcPr>
-            <w:tcW w:type="dxa" w:w="1191"/>
-          </w:tcPr>
-          <w:p>
-            <w:r>
-              <w:rPr>
-                <w:b w:val="0"/>
-                <w:i w:val="0"/>
-                <w:color w:val="64748B"/>
-                <w:sz w:val="16"/>
-              </w:rPr>
-              <w:t>GT-CQ</w:t>
-            </w:r>
-          </w:p>
-        </w:tc>
-        <w:tc>
-          <w:tcPr>
-            <w:tcW w:type="dxa" w:w="4706"/>
-          </w:tcPr>
-          <w:p>
-            <w:r>
-              <w:rPr>
-                <w:b w:val="0"/>
-                <w:i w:val="0"/>
-                <w:sz w:val="17"/>
-              </w:rPr>
-              <w:t>Les coordonnées GPS ménage prises lors de l'enquête principale diffèrent de celles du dénombrement, êtes vous sûr d'avoir enquêté le bon ménage si non chercher le bon ménage.</w:t>
-            </w:r>
-          </w:p>
-        </w:tc>
-      </w:tr>
-      <w:tr>
-        <w:tc>
-          <w:tcPr>
-            <w:tcW w:type="dxa" w:w="964"/>
-          </w:tcPr>
-          <w:p>
-            <w:r>
-              <w:rPr>
-                <w:b/>
-                <w:i w:val="0"/>
-                <w:color w:val="EA580C"/>
-                <w:sz w:val="16"/>
-              </w:rPr>
-              <w:t>Moyenne</w:t>
-            </w:r>
-          </w:p>
-        </w:tc>
-        <w:tc>
-          <w:tcPr>
-            <w:tcW w:type="dxa" w:w="1247"/>
-          </w:tcPr>
-          <w:p>
-            <w:r>
-              <w:rPr>
-                <w:b/>
-                <w:i w:val="0"/>
-                <w:sz w:val="16"/>
-              </w:rPr>
-              <w:t>S00</w:t>
-              <w:br/>
-            </w:r>
-            <w:r>
-              <w:rPr>
-                <w:b w:val="0"/>
-                <w:i w:val="0"/>
-                <w:color w:val="64748B"/>
-                <w:sz w:val="14"/>
-              </w:rPr>
-              <w:t>Identification</w:t>
-            </w:r>
-          </w:p>
-        </w:tc>
-        <w:tc>
-          <w:tcPr>
-            <w:tcW w:type="dxa" w:w="1531"/>
-          </w:tcPr>
-          <w:p>
-            <w:r>
-              <w:rPr>
-                <w:b/>
-                <w:i w:val="0"/>
-                <w:color w:val="16A34A"/>
-                <w:sz w:val="16"/>
-              </w:rPr>
-              <w:t>—</w:t>
-            </w:r>
-          </w:p>
-        </w:tc>
-        <w:tc>
-          <w:tcPr>
-            <w:tcW w:type="dxa" w:w="1191"/>
-          </w:tcPr>
-          <w:p>
-            <w:r>
-              <w:rPr>
-                <w:b w:val="0"/>
-                <w:i w:val="0"/>
-                <w:color w:val="64748B"/>
-                <w:sz w:val="16"/>
-              </w:rPr>
-              <w:t>GT-CQ</w:t>
-            </w:r>
-          </w:p>
-        </w:tc>
-        <w:tc>
-          <w:tcPr>
-            <w:tcW w:type="dxa" w:w="4706"/>
-          </w:tcPr>
-          <w:p>
-            <w:r>
-              <w:rPr>
-                <w:b w:val="0"/>
-                <w:i w:val="0"/>
-                <w:sz w:val="17"/>
-              </w:rPr>
-              <w:t>L'adresse ou la localisation du ménage doit être bien renseignée, ne doit pas contenir des numéros de téléphone et elle semble courte pour être une adresse.</w:t>
-            </w:r>
-          </w:p>
-        </w:tc>
-      </w:tr>
-      <w:tr>
-        <w:tc>
-          <w:tcPr>
-            <w:tcW w:type="dxa" w:w="964"/>
-          </w:tcPr>
-          <w:p>
-            <w:r>
-              <w:rPr>
-                <w:b/>
-                <w:i w:val="0"/>
-                <w:color w:val="EA580C"/>
-                <w:sz w:val="16"/>
-              </w:rPr>
-              <w:t>Moyenne</w:t>
-            </w:r>
-          </w:p>
-        </w:tc>
-        <w:tc>
-          <w:tcPr>
-            <w:tcW w:type="dxa" w:w="1247"/>
-          </w:tcPr>
-          <w:p>
-            <w:r>
-              <w:rPr>
-                <w:b/>
-                <w:i w:val="0"/>
-                <w:sz w:val="16"/>
-              </w:rPr>
-              <w:t>S00</w:t>
-              <w:br/>
-            </w:r>
-            <w:r>
-              <w:rPr>
-                <w:b w:val="0"/>
-                <w:i w:val="0"/>
-                <w:color w:val="64748B"/>
-                <w:sz w:val="14"/>
-              </w:rPr>
-              <w:t>Identification</w:t>
-            </w:r>
-          </w:p>
-        </w:tc>
-        <w:tc>
-          <w:tcPr>
-            <w:tcW w:type="dxa" w:w="1531"/>
-          </w:tcPr>
-          <w:p>
-            <w:r>
-              <w:rPr>
-                <w:b/>
-                <w:i w:val="0"/>
-                <w:color w:val="16A34A"/>
-                <w:sz w:val="16"/>
-              </w:rPr>
-              <w:t>—</w:t>
-            </w:r>
-          </w:p>
-        </w:tc>
-        <w:tc>
-          <w:tcPr>
-            <w:tcW w:type="dxa" w:w="1191"/>
-          </w:tcPr>
-          <w:p>
-            <w:r>
-              <w:rPr>
-                <w:b w:val="0"/>
-                <w:i w:val="0"/>
-                <w:color w:val="64748B"/>
-                <w:sz w:val="16"/>
-              </w:rPr>
-              <w:t>GT-CQ</w:t>
-            </w:r>
-          </w:p>
-        </w:tc>
-        <w:tc>
-          <w:tcPr>
-            <w:tcW w:type="dxa" w:w="4706"/>
-          </w:tcPr>
-          <w:p>
-            <w:r>
-              <w:rPr>
-                <w:b w:val="0"/>
-                <w:i w:val="0"/>
-                <w:sz w:val="17"/>
-              </w:rPr>
-              <w:t>Prière de renseigner la bonne adresse.</w:t>
-            </w:r>
-          </w:p>
-        </w:tc>
-      </w:tr>
-      <w:tr>
-        <w:tc>
-          <w:tcPr>
-            <w:tcW w:type="dxa" w:w="964"/>
-          </w:tcPr>
-          <w:p>
-            <w:r>
-              <w:rPr>
-                <w:b/>
-                <w:i w:val="0"/>
-                <w:color w:val="EA580C"/>
-                <w:sz w:val="16"/>
-              </w:rPr>
-              <w:t>Moyenne</w:t>
-            </w:r>
-          </w:p>
-        </w:tc>
-        <w:tc>
-          <w:tcPr>
-            <w:tcW w:type="dxa" w:w="1247"/>
-          </w:tcPr>
-          <w:p>
-            <w:r>
-              <w:rPr>
-                <w:b/>
-                <w:i w:val="0"/>
-                <w:sz w:val="16"/>
-              </w:rPr>
-              <w:t>S01</w:t>
-              <w:br/>
-            </w:r>
-            <w:r>
-              <w:rPr>
-                <w:b w:val="0"/>
-                <w:i w:val="0"/>
-                <w:color w:val="64748B"/>
-                <w:sz w:val="14"/>
-              </w:rPr>
-              <w:t>Démographie</w:t>
-            </w:r>
-          </w:p>
-        </w:tc>
-        <w:tc>
-          <w:tcPr>
-            <w:tcW w:type="dxa" w:w="1531"/>
-          </w:tcPr>
-          <w:p>
-            <w:r>
-              <w:rPr>
-                <w:b/>
-                <w:i w:val="0"/>
-                <w:color w:val="16A34A"/>
-                <w:sz w:val="16"/>
-              </w:rPr>
-              <w:t>s1q05</w:t>
-            </w:r>
-          </w:p>
-        </w:tc>
-        <w:tc>
-          <w:tcPr>
-            <w:tcW w:type="dxa" w:w="1191"/>
-          </w:tcPr>
-          <w:p>
-            <w:r>
-              <w:rPr>
-                <w:b w:val="0"/>
-                <w:i w:val="0"/>
-                <w:color w:val="64748B"/>
-                <w:sz w:val="16"/>
-              </w:rPr>
-              <w:t>GT-CQ</w:t>
-            </w:r>
-          </w:p>
-        </w:tc>
-        <w:tc>
-          <w:tcPr>
-            <w:tcW w:type="dxa" w:w="4706"/>
-          </w:tcPr>
-          <w:p>
-            <w:r>
-              <w:rPr>
-                <w:b w:val="0"/>
-                <w:i w:val="0"/>
-                <w:sz w:val="17"/>
-              </w:rPr>
-              <w:t>Attention! Il ne devrait pas avoir NC parmis les modalité de la variable s1q05.</w:t>
-            </w:r>
-          </w:p>
-        </w:tc>
-      </w:tr>
-      <w:tr>
-        <w:tc>
-          <w:tcPr>
-            <w:tcW w:type="dxa" w:w="964"/>
-          </w:tcPr>
-          <w:p>
-            <w:r>
-              <w:rPr>
-                <w:b/>
-                <w:i w:val="0"/>
-                <w:color w:val="EA580C"/>
-                <w:sz w:val="16"/>
-              </w:rPr>
-              <w:t>Moyenne</w:t>
-            </w:r>
-          </w:p>
-        </w:tc>
-        <w:tc>
-          <w:tcPr>
-            <w:tcW w:type="dxa" w:w="1247"/>
-          </w:tcPr>
-          <w:p>
-            <w:r>
-              <w:rPr>
-                <w:b/>
-                <w:i w:val="0"/>
-                <w:sz w:val="16"/>
-              </w:rPr>
-              <w:t>S01</w:t>
-              <w:br/>
-            </w:r>
-            <w:r>
-              <w:rPr>
-                <w:b w:val="0"/>
-                <w:i w:val="0"/>
-                <w:color w:val="64748B"/>
-                <w:sz w:val="14"/>
-              </w:rPr>
-              <w:t>Démographie</w:t>
-            </w:r>
-          </w:p>
-        </w:tc>
-        <w:tc>
-          <w:tcPr>
-            <w:tcW w:type="dxa" w:w="1531"/>
-          </w:tcPr>
-          <w:p>
-            <w:r>
-              <w:rPr>
-                <w:b/>
-                <w:i w:val="0"/>
-                <w:color w:val="16A34A"/>
-                <w:sz w:val="16"/>
-              </w:rPr>
-              <w:t>—</w:t>
-            </w:r>
-          </w:p>
-        </w:tc>
-        <w:tc>
-          <w:tcPr>
-            <w:tcW w:type="dxa" w:w="1191"/>
-          </w:tcPr>
-          <w:p>
-            <w:r>
-              <w:rPr>
-                <w:b w:val="0"/>
-                <w:i w:val="0"/>
-                <w:color w:val="64748B"/>
-                <w:sz w:val="16"/>
-              </w:rPr>
-              <w:t>GT-CQ</w:t>
-            </w:r>
-          </w:p>
-        </w:tc>
-        <w:tc>
-          <w:tcPr>
-            <w:tcW w:type="dxa" w:w="4706"/>
-          </w:tcPr>
-          <w:p>
-            <w:r>
-              <w:rPr>
-                <w:b w:val="0"/>
-                <w:i w:val="0"/>
-                <w:sz w:val="17"/>
-              </w:rPr>
-              <w:t>Soit FATOUMATA MANKANE dispose d'un acte de naissance soit n'en dispose pas.</w:t>
-            </w:r>
-          </w:p>
-        </w:tc>
-      </w:tr>
-      <w:tr>
-        <w:tc>
-          <w:tcPr>
-            <w:tcW w:type="dxa" w:w="964"/>
-          </w:tcPr>
-          <w:p>
-            <w:r>
-              <w:rPr>
-                <w:b/>
-                <w:i w:val="0"/>
-                <w:color w:val="EA580C"/>
-                <w:sz w:val="16"/>
-              </w:rPr>
-              <w:t>Moyenne</w:t>
-            </w:r>
-          </w:p>
-        </w:tc>
-        <w:tc>
-          <w:tcPr>
-            <w:tcW w:type="dxa" w:w="1247"/>
-          </w:tcPr>
-          <w:p>
-            <w:r>
-              <w:rPr>
-                <w:b/>
-                <w:i w:val="0"/>
-                <w:sz w:val="16"/>
-              </w:rPr>
-              <w:t>S01</w:t>
-              <w:br/>
-            </w:r>
-            <w:r>
-              <w:rPr>
-                <w:b w:val="0"/>
-                <w:i w:val="0"/>
-                <w:color w:val="64748B"/>
-                <w:sz w:val="14"/>
-              </w:rPr>
-              <w:t>Démographie</w:t>
-            </w:r>
-          </w:p>
-        </w:tc>
-        <w:tc>
-          <w:tcPr>
-            <w:tcW w:type="dxa" w:w="1531"/>
-          </w:tcPr>
-          <w:p>
-            <w:r>
-              <w:rPr>
-                <w:b/>
-                <w:i w:val="0"/>
-                <w:color w:val="16A34A"/>
-                <w:sz w:val="16"/>
-              </w:rPr>
-              <w:t>—</w:t>
-            </w:r>
-          </w:p>
-        </w:tc>
-        <w:tc>
-          <w:tcPr>
-            <w:tcW w:type="dxa" w:w="1191"/>
-          </w:tcPr>
-          <w:p>
-            <w:r>
-              <w:rPr>
-                <w:b w:val="0"/>
-                <w:i w:val="0"/>
-                <w:color w:val="64748B"/>
-                <w:sz w:val="16"/>
-              </w:rPr>
-              <w:t>GT-CQ</w:t>
-            </w:r>
-          </w:p>
-        </w:tc>
-        <w:tc>
-          <w:tcPr>
-            <w:tcW w:type="dxa" w:w="4706"/>
-          </w:tcPr>
-          <w:p>
-            <w:r>
-              <w:rPr>
-                <w:b w:val="0"/>
-                <w:i w:val="0"/>
-                <w:sz w:val="17"/>
-              </w:rPr>
-              <w:t>Prière de verifier l'information donnée par FOUMATA BINTOU DIATTA ou corriger au niveau de la section 1.</w:t>
-            </w:r>
-          </w:p>
-        </w:tc>
-      </w:tr>
-      <w:tr>
-        <w:tc>
-          <w:tcPr>
-            <w:tcW w:type="dxa" w:w="964"/>
-          </w:tcPr>
-          <w:p>
-            <w:r>
-              <w:rPr>
-                <w:b/>
-                <w:i w:val="0"/>
-                <w:color w:val="EA580C"/>
-                <w:sz w:val="16"/>
-              </w:rPr>
-              <w:t>Moyenne</w:t>
-            </w:r>
-          </w:p>
-        </w:tc>
-        <w:tc>
-          <w:tcPr>
-            <w:tcW w:type="dxa" w:w="1247"/>
-          </w:tcPr>
-          <w:p>
-            <w:r>
-              <w:rPr>
-                <w:b/>
-                <w:i w:val="0"/>
-                <w:sz w:val="16"/>
-              </w:rPr>
-              <w:t>S01</w:t>
-              <w:br/>
-            </w:r>
-            <w:r>
-              <w:rPr>
-                <w:b w:val="0"/>
-                <w:i w:val="0"/>
-                <w:color w:val="64748B"/>
-                <w:sz w:val="14"/>
-              </w:rPr>
-              <w:t>Démographie</w:t>
-            </w:r>
-          </w:p>
-        </w:tc>
-        <w:tc>
-          <w:tcPr>
-            <w:tcW w:type="dxa" w:w="1531"/>
-          </w:tcPr>
-          <w:p>
-            <w:r>
-              <w:rPr>
-                <w:b/>
-                <w:i w:val="0"/>
-                <w:color w:val="16A34A"/>
-                <w:sz w:val="16"/>
-              </w:rPr>
-              <w:t>—</w:t>
-            </w:r>
-          </w:p>
-        </w:tc>
-        <w:tc>
-          <w:tcPr>
-            <w:tcW w:type="dxa" w:w="1191"/>
-          </w:tcPr>
-          <w:p>
-            <w:r>
-              <w:rPr>
-                <w:b w:val="0"/>
-                <w:i w:val="0"/>
-                <w:color w:val="64748B"/>
-                <w:sz w:val="16"/>
-              </w:rPr>
-              <w:t>GT-CQ</w:t>
-            </w:r>
-          </w:p>
-        </w:tc>
-        <w:tc>
-          <w:tcPr>
-            <w:tcW w:type="dxa" w:w="4706"/>
-          </w:tcPr>
-          <w:p>
-            <w:r>
-              <w:rPr>
-                <w:b w:val="0"/>
-                <w:i w:val="0"/>
-                <w:sz w:val="17"/>
-              </w:rPr>
-              <w:t>Prière de verifier l'information donnée par HAROUNA DIATTA ou corriger au niveau de la section 1.</w:t>
-            </w:r>
-          </w:p>
-        </w:tc>
-      </w:tr>
-      <w:tr>
-        <w:tc>
-          <w:tcPr>
-            <w:tcW w:type="dxa" w:w="964"/>
-          </w:tcPr>
-          <w:p>
-            <w:r>
-              <w:rPr>
-                <w:b/>
-                <w:i w:val="0"/>
-                <w:color w:val="EA580C"/>
-                <w:sz w:val="16"/>
-              </w:rPr>
-              <w:t>Moyenne</w:t>
-            </w:r>
-          </w:p>
-        </w:tc>
-        <w:tc>
-          <w:tcPr>
-            <w:tcW w:type="dxa" w:w="1247"/>
-          </w:tcPr>
-          <w:p>
-            <w:r>
-              <w:rPr>
-                <w:b/>
-                <w:i w:val="0"/>
-                <w:sz w:val="16"/>
-              </w:rPr>
-              <w:t>S01</w:t>
-              <w:br/>
-            </w:r>
-            <w:r>
-              <w:rPr>
-                <w:b w:val="0"/>
-                <w:i w:val="0"/>
-                <w:color w:val="64748B"/>
-                <w:sz w:val="14"/>
-              </w:rPr>
-              <w:t>Démographie</w:t>
-            </w:r>
-          </w:p>
-        </w:tc>
-        <w:tc>
-          <w:tcPr>
-            <w:tcW w:type="dxa" w:w="1531"/>
-          </w:tcPr>
-          <w:p>
-            <w:r>
-              <w:rPr>
-                <w:b/>
-                <w:i w:val="0"/>
-                <w:color w:val="16A34A"/>
-                <w:sz w:val="16"/>
-              </w:rPr>
-              <w:t>—</w:t>
-            </w:r>
-          </w:p>
-        </w:tc>
-        <w:tc>
-          <w:tcPr>
-            <w:tcW w:type="dxa" w:w="1191"/>
-          </w:tcPr>
-          <w:p>
-            <w:r>
-              <w:rPr>
-                <w:b w:val="0"/>
-                <w:i w:val="0"/>
-                <w:color w:val="64748B"/>
-                <w:sz w:val="16"/>
-              </w:rPr>
-              <w:t>GT-CQ</w:t>
-            </w:r>
-          </w:p>
-        </w:tc>
-        <w:tc>
-          <w:tcPr>
-            <w:tcW w:type="dxa" w:w="4706"/>
-          </w:tcPr>
-          <w:p>
-            <w:r>
-              <w:rPr>
-                <w:b w:val="0"/>
-                <w:i w:val="0"/>
-                <w:sz w:val="17"/>
-              </w:rPr>
-              <w:t>Prière de verifier l'information donnée par MAMADOU LAMINE DIATTA ou corriger au niveau de la section 1.</w:t>
-            </w:r>
-          </w:p>
-        </w:tc>
-      </w:tr>
-      <w:tr>
-        <w:tc>
-          <w:tcPr>
-            <w:tcW w:type="dxa" w:w="964"/>
-          </w:tcPr>
-          <w:p>
-            <w:r>
-              <w:rPr>
-                <w:b/>
-                <w:i w:val="0"/>
-                <w:color w:val="EA580C"/>
-                <w:sz w:val="16"/>
-              </w:rPr>
-              <w:t>Moyenne</w:t>
-            </w:r>
-          </w:p>
-        </w:tc>
-        <w:tc>
-          <w:tcPr>
-            <w:tcW w:type="dxa" w:w="1247"/>
-          </w:tcPr>
-          <w:p>
-            <w:r>
-              <w:rPr>
-                <w:b/>
-                <w:i w:val="0"/>
-                <w:sz w:val="16"/>
-              </w:rPr>
-              <w:t>S02</w:t>
-              <w:br/>
-            </w:r>
-            <w:r>
-              <w:rPr>
-                <w:b w:val="0"/>
-                <w:i w:val="0"/>
-                <w:color w:val="64748B"/>
-                <w:sz w:val="14"/>
-              </w:rPr>
-              <w:t>Éducation</w:t>
-            </w:r>
-          </w:p>
-        </w:tc>
-        <w:tc>
-          <w:tcPr>
-            <w:tcW w:type="dxa" w:w="1531"/>
-          </w:tcPr>
-          <w:p>
-            <w:r>
-              <w:rPr>
-                <w:b/>
-                <w:i w:val="0"/>
-                <w:color w:val="16A34A"/>
-                <w:sz w:val="16"/>
-              </w:rPr>
-              <w:t>—</w:t>
-            </w:r>
-          </w:p>
-        </w:tc>
-        <w:tc>
-          <w:tcPr>
-            <w:tcW w:type="dxa" w:w="1191"/>
-          </w:tcPr>
-          <w:p>
-            <w:r>
-              <w:rPr>
-                <w:b w:val="0"/>
-                <w:i w:val="0"/>
-                <w:color w:val="64748B"/>
-                <w:sz w:val="16"/>
-              </w:rPr>
-              <w:t>GT-CQ</w:t>
-            </w:r>
-          </w:p>
-        </w:tc>
-        <w:tc>
-          <w:tcPr>
-            <w:tcW w:type="dxa" w:w="4706"/>
-          </w:tcPr>
-          <w:p>
-            <w:r>
-              <w:rPr>
-                <w:b w:val="0"/>
-                <w:i w:val="0"/>
-                <w:sz w:val="17"/>
-              </w:rPr>
-              <w:t>veuillez, s'il vous plait, confirmer les frais de scolarité ( 2000 FCFA) payée de MARIAMA DIATTA avec le QG ou apporter les corrections nécessaires.</w:t>
-            </w:r>
-          </w:p>
-        </w:tc>
-      </w:tr>
-      <w:tr>
-        <w:tc>
-          <w:tcPr>
-            <w:tcW w:type="dxa" w:w="964"/>
-          </w:tcPr>
-          <w:p>
-            <w:r>
-              <w:rPr>
-                <w:b/>
-                <w:i w:val="0"/>
-                <w:color w:val="EA580C"/>
-                <w:sz w:val="16"/>
-              </w:rPr>
-              <w:t>Moyenne</w:t>
-            </w:r>
-          </w:p>
-        </w:tc>
-        <w:tc>
-          <w:tcPr>
-            <w:tcW w:type="dxa" w:w="1247"/>
-          </w:tcPr>
-          <w:p>
-            <w:r>
-              <w:rPr>
-                <w:b/>
-                <w:i w:val="0"/>
-                <w:sz w:val="16"/>
-              </w:rPr>
-              <w:t>S02</w:t>
-              <w:br/>
-            </w:r>
-            <w:r>
-              <w:rPr>
-                <w:b w:val="0"/>
-                <w:i w:val="0"/>
-                <w:color w:val="64748B"/>
-                <w:sz w:val="14"/>
-              </w:rPr>
-              <w:t>Éducation</w:t>
-            </w:r>
-          </w:p>
-        </w:tc>
-        <w:tc>
-          <w:tcPr>
-            <w:tcW w:type="dxa" w:w="1531"/>
-          </w:tcPr>
-          <w:p>
-            <w:r>
-              <w:rPr>
-                <w:b/>
-                <w:i w:val="0"/>
-                <w:color w:val="16A34A"/>
-                <w:sz w:val="16"/>
-              </w:rPr>
-              <w:t>s01q63, s00q04, s02q25, s01q00b, s02q17_2, s02q15_2</w:t>
-            </w:r>
-          </w:p>
-        </w:tc>
-        <w:tc>
-          <w:tcPr>
-            <w:tcW w:type="dxa" w:w="1191"/>
-          </w:tcPr>
-          <w:p>
-            <w:r>
-              <w:rPr>
-                <w:b w:val="0"/>
-                <w:i w:val="0"/>
-                <w:color w:val="64748B"/>
-                <w:sz w:val="16"/>
-              </w:rPr>
-              <w:t>GT-CQ</w:t>
-            </w:r>
-          </w:p>
-        </w:tc>
-        <w:tc>
-          <w:tcPr>
-            <w:tcW w:type="dxa" w:w="4706"/>
-          </w:tcPr>
-          <w:p>
-            <w:r>
-              <w:rPr>
-                <w:b w:val="0"/>
-                <w:i w:val="0"/>
-                <w:sz w:val="17"/>
-              </w:rPr>
-              <w:t>Dans les milieux urbains c'est peu probable de voir une école dont les élèves ou étudiants ne dépensent pas en frais d'uniformes, prière de verifier pour MARIAMA DIATTA qui fréquente 3ème année de Primaire et corriger ou confirmer avec le QG.</w:t>
-            </w:r>
-          </w:p>
-        </w:tc>
-      </w:tr>
-      <w:tr>
-        <w:tc>
-          <w:tcPr>
-            <w:tcW w:type="dxa" w:w="964"/>
-          </w:tcPr>
-          <w:p>
-            <w:r>
-              <w:rPr>
-                <w:b/>
-                <w:i w:val="0"/>
-                <w:color w:val="EA580C"/>
-                <w:sz w:val="16"/>
-              </w:rPr>
-              <w:t>Moyenne</w:t>
-            </w:r>
-          </w:p>
-        </w:tc>
-        <w:tc>
-          <w:tcPr>
-            <w:tcW w:type="dxa" w:w="1247"/>
-          </w:tcPr>
-          <w:p>
-            <w:r>
-              <w:rPr>
-                <w:b/>
-                <w:i w:val="0"/>
-                <w:sz w:val="16"/>
-              </w:rPr>
-              <w:t>S02</w:t>
-              <w:br/>
-            </w:r>
-            <w:r>
-              <w:rPr>
-                <w:b w:val="0"/>
-                <w:i w:val="0"/>
-                <w:color w:val="64748B"/>
-                <w:sz w:val="14"/>
-              </w:rPr>
-              <w:t>Éducation</w:t>
-            </w:r>
-          </w:p>
-        </w:tc>
-        <w:tc>
-          <w:tcPr>
-            <w:tcW w:type="dxa" w:w="1531"/>
-          </w:tcPr>
-          <w:p>
-            <w:r>
-              <w:rPr>
-                <w:b/>
-                <w:i w:val="0"/>
-                <w:color w:val="16A34A"/>
-                <w:sz w:val="16"/>
-              </w:rPr>
-              <w:t>—</w:t>
-            </w:r>
-          </w:p>
-        </w:tc>
-        <w:tc>
-          <w:tcPr>
-            <w:tcW w:type="dxa" w:w="1191"/>
-          </w:tcPr>
-          <w:p>
-            <w:r>
-              <w:rPr>
-                <w:b w:val="0"/>
-                <w:i w:val="0"/>
-                <w:color w:val="64748B"/>
-                <w:sz w:val="16"/>
-              </w:rPr>
-              <w:t>GT-CQ</w:t>
-            </w:r>
-          </w:p>
-        </w:tc>
-        <w:tc>
-          <w:tcPr>
-            <w:tcW w:type="dxa" w:w="4706"/>
-          </w:tcPr>
-          <w:p>
-            <w:r>
-              <w:rPr>
-                <w:b w:val="0"/>
-                <w:i w:val="0"/>
-                <w:sz w:val="17"/>
-              </w:rPr>
-              <w:t>veuillez, s'il vous plait, confirmer les frais de scolarité ( 2000 FCFA) payée de SADIO DIATTA avec le QG ou apporter les corrections nécessaires.</w:t>
-            </w:r>
-          </w:p>
-        </w:tc>
-      </w:tr>
-      <w:tr>
-        <w:tc>
-          <w:tcPr>
-            <w:tcW w:type="dxa" w:w="964"/>
-          </w:tcPr>
-          <w:p>
-            <w:r>
-              <w:rPr>
-                <w:b/>
-                <w:i w:val="0"/>
-                <w:color w:val="EA580C"/>
-                <w:sz w:val="16"/>
-              </w:rPr>
-              <w:t>Moyenne</w:t>
-            </w:r>
-          </w:p>
-        </w:tc>
-        <w:tc>
-          <w:tcPr>
-            <w:tcW w:type="dxa" w:w="1247"/>
-          </w:tcPr>
-          <w:p>
-            <w:r>
-              <w:rPr>
-                <w:b/>
-                <w:i w:val="0"/>
-                <w:sz w:val="16"/>
-              </w:rPr>
-              <w:t>S02</w:t>
-              <w:br/>
-            </w:r>
-            <w:r>
-              <w:rPr>
-                <w:b w:val="0"/>
-                <w:i w:val="0"/>
-                <w:color w:val="64748B"/>
-                <w:sz w:val="14"/>
-              </w:rPr>
-              <w:t>Éducation</w:t>
-            </w:r>
-          </w:p>
-        </w:tc>
-        <w:tc>
-          <w:tcPr>
-            <w:tcW w:type="dxa" w:w="1531"/>
-          </w:tcPr>
-          <w:p>
-            <w:r>
-              <w:rPr>
-                <w:b/>
-                <w:i w:val="0"/>
-                <w:color w:val="16A34A"/>
-                <w:sz w:val="16"/>
-              </w:rPr>
-              <w:t>s01q63, s00q04, s02q25, s01q00b, s02q17_2, s02q15_2</w:t>
-            </w:r>
-          </w:p>
-        </w:tc>
-        <w:tc>
-          <w:tcPr>
-            <w:tcW w:type="dxa" w:w="1191"/>
-          </w:tcPr>
-          <w:p>
-            <w:r>
-              <w:rPr>
-                <w:b w:val="0"/>
-                <w:i w:val="0"/>
-                <w:color w:val="64748B"/>
-                <w:sz w:val="16"/>
-              </w:rPr>
-              <w:t>GT-CQ</w:t>
-            </w:r>
-          </w:p>
-        </w:tc>
-        <w:tc>
-          <w:tcPr>
-            <w:tcW w:type="dxa" w:w="4706"/>
-          </w:tcPr>
-          <w:p>
-            <w:r>
-              <w:rPr>
-                <w:b w:val="0"/>
-                <w:i w:val="0"/>
-                <w:sz w:val="17"/>
-              </w:rPr>
-              <w:t>Dans les milieux urbains c'est peu probable de voir une école dont les élèves ou étudiants ne dépensent pas en frais d'uniformes, prière de verifier pour SADIO DIATTA qui fréquente 1ére année de Primaire et corriger ou confirmer avec le QG.</w:t>
-            </w:r>
-          </w:p>
-        </w:tc>
-      </w:tr>
-      <w:tr>
-        <w:tc>
-          <w:tcPr>
-            <w:tcW w:type="dxa" w:w="964"/>
-          </w:tcPr>
-          <w:p>
-            <w:r>
-              <w:rPr>
-                <w:b/>
-                <w:i w:val="0"/>
-                <w:color w:val="EA580C"/>
-                <w:sz w:val="16"/>
-              </w:rPr>
-              <w:t>Moyenne</w:t>
-            </w:r>
-          </w:p>
-        </w:tc>
-        <w:tc>
-          <w:tcPr>
-            <w:tcW w:type="dxa" w:w="1247"/>
-          </w:tcPr>
-          <w:p>
-            <w:r>
-              <w:rPr>
-                <w:b/>
-                <w:i w:val="0"/>
-                <w:sz w:val="16"/>
-              </w:rPr>
-              <w:t>S02</w:t>
-              <w:br/>
-            </w:r>
-            <w:r>
-              <w:rPr>
-                <w:b w:val="0"/>
-                <w:i w:val="0"/>
-                <w:color w:val="64748B"/>
-                <w:sz w:val="14"/>
-              </w:rPr>
-              <w:t>Éducation</w:t>
-            </w:r>
-          </w:p>
-        </w:tc>
-        <w:tc>
-          <w:tcPr>
-            <w:tcW w:type="dxa" w:w="1531"/>
-          </w:tcPr>
-          <w:p>
-            <w:r>
-              <w:rPr>
-                <w:b/>
-                <w:i w:val="0"/>
-                <w:color w:val="16A34A"/>
-                <w:sz w:val="16"/>
-              </w:rPr>
-              <w:t>—</w:t>
-            </w:r>
-          </w:p>
-        </w:tc>
-        <w:tc>
-          <w:tcPr>
-            <w:tcW w:type="dxa" w:w="1191"/>
-          </w:tcPr>
-          <w:p>
-            <w:r>
-              <w:rPr>
-                <w:b w:val="0"/>
-                <w:i w:val="0"/>
-                <w:color w:val="64748B"/>
-                <w:sz w:val="16"/>
-              </w:rPr>
-              <w:t>GT-CQ</w:t>
-            </w:r>
-          </w:p>
-        </w:tc>
-        <w:tc>
-          <w:tcPr>
-            <w:tcW w:type="dxa" w:w="4706"/>
-          </w:tcPr>
-          <w:p>
-            <w:r>
-              <w:rPr>
-                <w:b w:val="0"/>
-                <w:i w:val="0"/>
-                <w:sz w:val="17"/>
-              </w:rPr>
-              <w:t>veuillez, s'il vous plait, confirmer les frais de scolarité ( 2000 FCFA) payée de SIRA DIATTA avec le QG ou apporter les corrections nécessaires.</w:t>
-            </w:r>
-          </w:p>
-        </w:tc>
-      </w:tr>
-      <w:tr>
-        <w:tc>
-          <w:tcPr>
-            <w:tcW w:type="dxa" w:w="964"/>
-          </w:tcPr>
-          <w:p>
-            <w:r>
-              <w:rPr>
-                <w:b/>
-                <w:i w:val="0"/>
-                <w:color w:val="EA580C"/>
-                <w:sz w:val="16"/>
-              </w:rPr>
-              <w:t>Moyenne</w:t>
-            </w:r>
-          </w:p>
-        </w:tc>
-        <w:tc>
-          <w:tcPr>
-            <w:tcW w:type="dxa" w:w="1247"/>
-          </w:tcPr>
-          <w:p>
-            <w:r>
-              <w:rPr>
-                <w:b/>
-                <w:i w:val="0"/>
-                <w:sz w:val="16"/>
-              </w:rPr>
-              <w:t>S02</w:t>
-              <w:br/>
-            </w:r>
-            <w:r>
-              <w:rPr>
-                <w:b w:val="0"/>
-                <w:i w:val="0"/>
-                <w:color w:val="64748B"/>
-                <w:sz w:val="14"/>
-              </w:rPr>
-              <w:t>Éducation</w:t>
-            </w:r>
-          </w:p>
-        </w:tc>
-        <w:tc>
-          <w:tcPr>
-            <w:tcW w:type="dxa" w:w="1531"/>
-          </w:tcPr>
-          <w:p>
-            <w:r>
-              <w:rPr>
-                <w:b/>
-                <w:i w:val="0"/>
-                <w:color w:val="16A34A"/>
-                <w:sz w:val="16"/>
-              </w:rPr>
-              <w:t>s01q63, s00q04, s02q25, s01q00b, s02q17_2, s02q15_2</w:t>
-            </w:r>
-          </w:p>
-        </w:tc>
-        <w:tc>
-          <w:tcPr>
-            <w:tcW w:type="dxa" w:w="1191"/>
-          </w:tcPr>
-          <w:p>
-            <w:r>
-              <w:rPr>
-                <w:b w:val="0"/>
-                <w:i w:val="0"/>
-                <w:color w:val="64748B"/>
-                <w:sz w:val="16"/>
-              </w:rPr>
-              <w:t>GT-CQ</w:t>
-            </w:r>
-          </w:p>
-        </w:tc>
-        <w:tc>
-          <w:tcPr>
-            <w:tcW w:type="dxa" w:w="4706"/>
-          </w:tcPr>
-          <w:p>
-            <w:r>
-              <w:rPr>
-                <w:b w:val="0"/>
-                <w:i w:val="0"/>
-                <w:sz w:val="17"/>
-              </w:rPr>
               <w:t>Dans les milieux urbains c'est peu probable de voir une école dont les élèves ou étudiants ne dépensent pas en frais d'uniformes, prière de verifier pour SIRA DIATTA qui fréquente 1ére année de Primaire et corriger ou confirmer avec le QG.</w:t>
-            </w:r>
-          </w:p>
-        </w:tc>
-      </w:tr>
-      <w:tr>
-        <w:tc>
-          <w:tcPr>
-            <w:tcW w:type="dxa" w:w="964"/>
-          </w:tcPr>
-          <w:p>
-            <w:r>
-              <w:rPr>
-                <w:b/>
-                <w:i w:val="0"/>
-                <w:color w:val="EA580C"/>
-                <w:sz w:val="16"/>
-              </w:rPr>
-              <w:t>Moyenne</w:t>
-            </w:r>
-          </w:p>
-        </w:tc>
-        <w:tc>
-          <w:tcPr>
-            <w:tcW w:type="dxa" w:w="1247"/>
-          </w:tcPr>
-          <w:p>
-            <w:r>
-              <w:rPr>
-                <w:b/>
-                <w:i w:val="0"/>
-                <w:sz w:val="16"/>
-              </w:rPr>
-              <w:t>S02</w:t>
-              <w:br/>
-            </w:r>
-            <w:r>
-              <w:rPr>
-                <w:b w:val="0"/>
-                <w:i w:val="0"/>
-                <w:color w:val="64748B"/>
-                <w:sz w:val="14"/>
-              </w:rPr>
-              <w:t>Éducation</w:t>
-            </w:r>
-          </w:p>
-        </w:tc>
-        <w:tc>
-          <w:tcPr>
-            <w:tcW w:type="dxa" w:w="1531"/>
-          </w:tcPr>
-          <w:p>
-            <w:r>
-              <w:rPr>
-                <w:b/>
-                <w:i w:val="0"/>
-                <w:color w:val="16A34A"/>
-                <w:sz w:val="16"/>
-              </w:rPr>
-              <w:t>—</w:t>
-            </w:r>
-          </w:p>
-        </w:tc>
-        <w:tc>
-          <w:tcPr>
-            <w:tcW w:type="dxa" w:w="1191"/>
-          </w:tcPr>
-          <w:p>
-            <w:r>
-              <w:rPr>
-                <w:b w:val="0"/>
-                <w:i w:val="0"/>
-                <w:color w:val="64748B"/>
-                <w:sz w:val="16"/>
-              </w:rPr>
-              <w:t>GT-CQ</w:t>
-            </w:r>
-          </w:p>
-        </w:tc>
-        <w:tc>
-          <w:tcPr>
-            <w:tcW w:type="dxa" w:w="4706"/>
-          </w:tcPr>
-          <w:p>
-            <w:r>
-              <w:rPr>
-                <w:b w:val="0"/>
-                <w:i w:val="0"/>
-                <w:sz w:val="17"/>
-              </w:rPr>
-              <w:t>veuillez, s'il vous plait, confirmer les frais de scolarité ( 5000 FCFA) payée de MAMADOU LAMINE DIATTA avec le QG ou apporter les corrections nécessaires.</w:t>
             </w:r>
           </w:p>
         </w:tc>
